--- a/Lab 2  12-03-2026/Lab 2 book print.docx
+++ b/Lab 2  12-03-2026/Lab 2 book print.docx
@@ -42,6 +42,9 @@
         <w:t>WAP using functions (methods) to find the sum of two numbers.</w:t>
       </w:r>
       <w:r>
+        <w:rPr>
+          <w:noProof/>
+        </w:rPr>
         <w:drawing>
           <wp:anchor distT="0" distB="0" distL="114300" distR="114300" simplePos="0" relativeHeight="251658240" behindDoc="0" locked="0" layoutInCell="1" allowOverlap="1" wp14:anchorId="545026F1" wp14:editId="79DCE247">
             <wp:simplePos x="0" y="0"/>
@@ -181,6 +184,7 @@
       </w:pPr>
       <w:r>
         <w:rPr>
+          <w:noProof/>
           <w:sz w:val="32"/>
           <w:szCs w:val="32"/>
         </w:rPr>
@@ -587,6 +591,7 @@
       </w:pPr>
       <w:r>
         <w:rPr>
+          <w:noProof/>
           <w:sz w:val="32"/>
           <w:szCs w:val="32"/>
         </w:rPr>
@@ -714,6 +719,7 @@
       </w:pPr>
       <w:r>
         <w:rPr>
+          <w:noProof/>
           <w:sz w:val="32"/>
           <w:szCs w:val="32"/>
         </w:rPr>
@@ -910,6 +916,7 @@
       </w:pPr>
       <w:r>
         <w:rPr>
+          <w:noProof/>
           <w:sz w:val="32"/>
           <w:szCs w:val="32"/>
         </w:rPr>
@@ -1165,6 +1172,7 @@
       </w:pPr>
       <w:r>
         <w:rPr>
+          <w:noProof/>
           <w:sz w:val="32"/>
           <w:szCs w:val="32"/>
         </w:rPr>
@@ -1424,6 +1432,7 @@
       </w:pPr>
       <w:r>
         <w:rPr>
+          <w:noProof/>
           <w:sz w:val="32"/>
           <w:szCs w:val="32"/>
         </w:rPr>
@@ -1695,6 +1704,7 @@
       </w:pPr>
       <w:r>
         <w:rPr>
+          <w:noProof/>
           <w:sz w:val="32"/>
           <w:szCs w:val="32"/>
         </w:rPr>
@@ -1972,6 +1982,7 @@
       </w:pPr>
       <w:r>
         <w:rPr>
+          <w:noProof/>
           <w:sz w:val="32"/>
           <w:szCs w:val="32"/>
         </w:rPr>
@@ -2308,6 +2319,7 @@
       </w:pPr>
       <w:r>
         <w:rPr>
+          <w:noProof/>
           <w:sz w:val="32"/>
           <w:szCs w:val="32"/>
         </w:rPr>
@@ -2540,6 +2552,7 @@
       </w:pPr>
       <w:r>
         <w:rPr>
+          <w:noProof/>
           <w:sz w:val="32"/>
           <w:szCs w:val="32"/>
         </w:rPr>
@@ -2799,6 +2812,7 @@
       </w:pPr>
       <w:r>
         <w:rPr>
+          <w:noProof/>
           <w:sz w:val="32"/>
           <w:szCs w:val="32"/>
         </w:rPr>
@@ -3049,6 +3063,7 @@
       </w:pPr>
       <w:r>
         <w:rPr>
+          <w:noProof/>
           <w:sz w:val="32"/>
           <w:szCs w:val="32"/>
         </w:rPr>
@@ -3298,6 +3313,7 @@
       </w:pPr>
       <w:r>
         <w:rPr>
+          <w:noProof/>
           <w:sz w:val="32"/>
           <w:szCs w:val="32"/>
         </w:rPr>
@@ -3533,308 +3549,20 @@
           <w:szCs w:val="32"/>
         </w:rPr>
       </w:pPr>
-    </w:p>
-    <w:p>
-      <w:pPr>
-        <w:rPr>
-          <w:sz w:val="32"/>
-          <w:szCs w:val="32"/>
-        </w:rPr>
-      </w:pPr>
-    </w:p>
-    <w:p>
-      <w:pPr>
-        <w:rPr>
-          <w:sz w:val="32"/>
-          <w:szCs w:val="32"/>
-        </w:rPr>
-      </w:pPr>
-    </w:p>
-    <w:p>
-      <w:pPr>
-        <w:rPr>
-          <w:sz w:val="32"/>
-          <w:szCs w:val="32"/>
-        </w:rPr>
-      </w:pPr>
-    </w:p>
-    <w:p>
-      <w:pPr>
-        <w:rPr>
-          <w:sz w:val="32"/>
-          <w:szCs w:val="32"/>
-        </w:rPr>
-      </w:pPr>
-    </w:p>
-    <w:p>
-      <w:pPr>
-        <w:rPr>
-          <w:sz w:val="32"/>
-          <w:szCs w:val="32"/>
-        </w:rPr>
-      </w:pPr>
-    </w:p>
-    <w:p>
-      <w:pPr>
-        <w:rPr>
-          <w:sz w:val="32"/>
-          <w:szCs w:val="32"/>
-        </w:rPr>
-      </w:pPr>
-    </w:p>
-    <w:p>
-      <w:pPr>
-        <w:rPr>
-          <w:sz w:val="32"/>
-          <w:szCs w:val="32"/>
-        </w:rPr>
-      </w:pPr>
-    </w:p>
-    <w:p>
-      <w:pPr>
-        <w:rPr>
-          <w:sz w:val="32"/>
-          <w:szCs w:val="32"/>
-        </w:rPr>
-      </w:pPr>
-    </w:p>
-    <w:p>
-      <w:pPr>
-        <w:rPr>
-          <w:sz w:val="32"/>
-          <w:szCs w:val="32"/>
-        </w:rPr>
-      </w:pPr>
-    </w:p>
-    <w:p>
-      <w:pPr>
-        <w:rPr>
-          <w:sz w:val="32"/>
-          <w:szCs w:val="32"/>
-        </w:rPr>
-      </w:pPr>
-    </w:p>
-    <w:p>
-      <w:pPr>
-        <w:rPr>
-          <w:sz w:val="32"/>
-          <w:szCs w:val="32"/>
-        </w:rPr>
-      </w:pPr>
-    </w:p>
-    <w:p>
-      <w:pPr>
-        <w:rPr>
-          <w:sz w:val="32"/>
-          <w:szCs w:val="32"/>
-        </w:rPr>
-      </w:pPr>
-    </w:p>
-    <w:p>
-      <w:pPr>
-        <w:rPr>
-          <w:sz w:val="32"/>
-          <w:szCs w:val="32"/>
-        </w:rPr>
-      </w:pPr>
-    </w:p>
-    <w:p>
-      <w:pPr>
-        <w:rPr>
-          <w:sz w:val="32"/>
-          <w:szCs w:val="32"/>
-        </w:rPr>
-      </w:pPr>
-    </w:p>
-    <w:p>
-      <w:pPr>
-        <w:rPr>
-          <w:sz w:val="32"/>
-          <w:szCs w:val="32"/>
-        </w:rPr>
-      </w:pPr>
-    </w:p>
-    <w:p>
-      <w:pPr>
-        <w:rPr>
-          <w:b/>
-          <w:bCs/>
-          <w:sz w:val="32"/>
-          <w:szCs w:val="32"/>
-        </w:rPr>
-      </w:pPr>
       <w:r>
         <w:rPr>
-          <w:b/>
-          <w:bCs/>
-          <w:sz w:val="32"/>
-          <w:szCs w:val="32"/>
-        </w:rPr>
-        <w:t>Lab 2</w:t>
-      </w:r>
-    </w:p>
-    <w:p>
-      <w:pPr>
-        <w:pStyle w:val="ListParagraph"/>
-        <w:numPr>
-          <w:ilvl w:val="0"/>
-          <w:numId w:val="4"/>
-        </w:numPr>
-        <w:rPr>
-          <w:sz w:val="28"/>
-          <w:szCs w:val="28"/>
-        </w:rPr>
-      </w:pPr>
-      <w:r>
-        <w:rPr>
-          <w:sz w:val="28"/>
-          <w:szCs w:val="28"/>
-          <w:lang w:val="en-IN"/>
-        </w:rPr>
-        <w:t xml:space="preserve">Write a Java program that defines a method max taking two arguments to </w:t>
-      </w:r>
-      <w:r>
-        <w:rPr>
-          <w:b/>
-          <w:bCs/>
-          <w:sz w:val="28"/>
-          <w:szCs w:val="28"/>
-          <w:lang w:val="en-IN"/>
-        </w:rPr>
-        <w:t>returns the largest of two numbers</w:t>
-      </w:r>
-      <w:r>
-        <w:rPr>
-          <w:sz w:val="28"/>
-          <w:szCs w:val="28"/>
-          <w:lang w:val="en-IN"/>
-        </w:rPr>
-        <w:t>.</w:t>
-      </w:r>
-    </w:p>
-    <w:p>
-      <w:pPr>
-        <w:rPr>
-          <w:sz w:val="32"/>
-          <w:szCs w:val="32"/>
-        </w:rPr>
-      </w:pPr>
-      <w:r>
-        <w:rPr>
+          <w:noProof/>
           <w:sz w:val="32"/>
           <w:szCs w:val="32"/>
         </w:rPr>
         <w:drawing>
-          <wp:anchor distT="0" distB="0" distL="114300" distR="114300" simplePos="0" relativeHeight="251673600" behindDoc="0" locked="0" layoutInCell="1" allowOverlap="1" wp14:anchorId="7A607FBB" wp14:editId="0277CB51">
+          <wp:anchor distT="0" distB="0" distL="114300" distR="114300" simplePos="0" relativeHeight="251677696" behindDoc="0" locked="0" layoutInCell="1" allowOverlap="1" wp14:anchorId="693E2552" wp14:editId="48A76DD1">
             <wp:simplePos x="0" y="0"/>
             <wp:positionH relativeFrom="margin">
-              <wp:posOffset>-139700</wp:posOffset>
+              <wp:align>center</wp:align>
             </wp:positionH>
             <wp:positionV relativeFrom="paragraph">
-              <wp:posOffset>116205</wp:posOffset>
-            </wp:positionV>
-            <wp:extent cx="5943600" cy="2488565"/>
-            <wp:effectExtent l="0" t="0" r="0" b="6985"/>
-            <wp:wrapNone/>
-            <wp:docPr id="1984287836" name="Picture 1"/>
-            <wp:cNvGraphicFramePr>
-              <a:graphicFrameLocks xmlns:a="http://schemas.openxmlformats.org/drawingml/2006/main" noChangeAspect="1"/>
-            </wp:cNvGraphicFramePr>
-            <a:graphic xmlns:a="http://schemas.openxmlformats.org/drawingml/2006/main">
-              <a:graphicData uri="http://schemas.openxmlformats.org/drawingml/2006/picture">
-                <pic:pic xmlns:pic="http://schemas.openxmlformats.org/drawingml/2006/picture">
-                  <pic:nvPicPr>
-                    <pic:cNvPr id="1984287836" name=""/>
-                    <pic:cNvPicPr/>
-                  </pic:nvPicPr>
-                  <pic:blipFill>
-                    <a:blip r:embed="rId21">
-                      <a:extLst>
-                        <a:ext uri="{28A0092B-C50C-407E-A947-70E740481C1C}">
-                          <a14:useLocalDpi xmlns:a14="http://schemas.microsoft.com/office/drawing/2010/main" val="0"/>
-                        </a:ext>
-                      </a:extLst>
-                    </a:blip>
-                    <a:stretch>
-                      <a:fillRect/>
-                    </a:stretch>
-                  </pic:blipFill>
-                  <pic:spPr>
-                    <a:xfrm>
-                      <a:off x="0" y="0"/>
-                      <a:ext cx="5943600" cy="2488565"/>
-                    </a:xfrm>
-                    <a:prstGeom prst="rect">
-                      <a:avLst/>
-                    </a:prstGeom>
-                  </pic:spPr>
-                </pic:pic>
-              </a:graphicData>
-            </a:graphic>
-          </wp:anchor>
-        </w:drawing>
-      </w:r>
-    </w:p>
-    <w:p>
-      <w:pPr>
-        <w:rPr>
-          <w:sz w:val="32"/>
-          <w:szCs w:val="32"/>
-        </w:rPr>
-      </w:pPr>
-    </w:p>
-    <w:p>
-      <w:pPr>
-        <w:rPr>
-          <w:sz w:val="32"/>
-          <w:szCs w:val="32"/>
-        </w:rPr>
-      </w:pPr>
-    </w:p>
-    <w:p>
-      <w:pPr>
-        <w:rPr>
-          <w:sz w:val="32"/>
-          <w:szCs w:val="32"/>
-        </w:rPr>
-      </w:pPr>
-    </w:p>
-    <w:p>
-      <w:pPr>
-        <w:rPr>
-          <w:sz w:val="32"/>
-          <w:szCs w:val="32"/>
-        </w:rPr>
-      </w:pPr>
-    </w:p>
-    <w:p>
-      <w:pPr>
-        <w:rPr>
-          <w:sz w:val="32"/>
-          <w:szCs w:val="32"/>
-        </w:rPr>
-      </w:pPr>
-    </w:p>
-    <w:p>
-      <w:pPr>
-        <w:rPr>
-          <w:sz w:val="32"/>
-          <w:szCs w:val="32"/>
-        </w:rPr>
-      </w:pPr>
-      <w:r>
-        <w:rPr>
-          <w:sz w:val="32"/>
-          <w:szCs w:val="32"/>
-        </w:rPr>
-        <w:drawing>
-          <wp:anchor distT="0" distB="0" distL="114300" distR="114300" simplePos="0" relativeHeight="251672576" behindDoc="0" locked="0" layoutInCell="1" allowOverlap="1" wp14:anchorId="082DA2F1" wp14:editId="74AE2459">
-            <wp:simplePos x="0" y="0"/>
-            <wp:positionH relativeFrom="margin">
-              <wp:posOffset>-300990</wp:posOffset>
-            </wp:positionH>
-            <wp:positionV relativeFrom="paragraph">
-              <wp:posOffset>420370</wp:posOffset>
+              <wp:posOffset>123190</wp:posOffset>
             </wp:positionV>
             <wp:extent cx="6610350" cy="4591685"/>
             <wp:effectExtent l="0" t="0" r="0" b="0"/>
@@ -3851,7 +3579,7 @@
                     <pic:cNvPicPr/>
                   </pic:nvPicPr>
                   <pic:blipFill>
-                    <a:blip r:embed="rId22">
+                    <a:blip r:embed="rId21">
                       <a:extLst>
                         <a:ext uri="{28A0092B-C50C-407E-A947-70E740481C1C}">
                           <a14:useLocalDpi xmlns:a14="http://schemas.microsoft.com/office/drawing/2010/main" val="0"/>
@@ -4000,8 +3728,305 @@
           <w:szCs w:val="32"/>
         </w:rPr>
       </w:pPr>
+    </w:p>
+    <w:p>
+      <w:pPr>
+        <w:rPr>
+          <w:b/>
+          <w:bCs/>
+          <w:sz w:val="32"/>
+          <w:szCs w:val="32"/>
+        </w:rPr>
+      </w:pPr>
       <w:r>
         <w:rPr>
+          <w:b/>
+          <w:bCs/>
+          <w:sz w:val="32"/>
+          <w:szCs w:val="32"/>
+        </w:rPr>
+        <w:t>Lab 2</w:t>
+      </w:r>
+    </w:p>
+    <w:p>
+      <w:pPr>
+        <w:pStyle w:val="ListParagraph"/>
+        <w:numPr>
+          <w:ilvl w:val="0"/>
+          <w:numId w:val="4"/>
+        </w:numPr>
+        <w:rPr>
+          <w:sz w:val="28"/>
+          <w:szCs w:val="28"/>
+        </w:rPr>
+      </w:pPr>
+      <w:r>
+        <w:rPr>
+          <w:sz w:val="28"/>
+          <w:szCs w:val="28"/>
+          <w:lang w:val="en-IN"/>
+        </w:rPr>
+        <w:t xml:space="preserve">Write a Java program that defines a method max taking two arguments to </w:t>
+      </w:r>
+      <w:r>
+        <w:rPr>
+          <w:b/>
+          <w:bCs/>
+          <w:sz w:val="28"/>
+          <w:szCs w:val="28"/>
+          <w:lang w:val="en-IN"/>
+        </w:rPr>
+        <w:t>returns the largest of two numbers</w:t>
+      </w:r>
+      <w:r>
+        <w:rPr>
+          <w:sz w:val="28"/>
+          <w:szCs w:val="28"/>
+          <w:lang w:val="en-IN"/>
+        </w:rPr>
+        <w:t>.</w:t>
+      </w:r>
+    </w:p>
+    <w:p>
+      <w:pPr>
+        <w:rPr>
+          <w:sz w:val="32"/>
+          <w:szCs w:val="32"/>
+        </w:rPr>
+      </w:pPr>
+    </w:p>
+    <w:p>
+      <w:pPr>
+        <w:rPr>
+          <w:sz w:val="32"/>
+          <w:szCs w:val="32"/>
+        </w:rPr>
+      </w:pPr>
+    </w:p>
+    <w:p>
+      <w:pPr>
+        <w:rPr>
+          <w:sz w:val="32"/>
+          <w:szCs w:val="32"/>
+        </w:rPr>
+      </w:pPr>
+      <w:r>
+        <w:rPr>
+          <w:noProof/>
+          <w:sz w:val="32"/>
+          <w:szCs w:val="32"/>
+        </w:rPr>
+        <w:drawing>
+          <wp:anchor distT="0" distB="0" distL="114300" distR="114300" simplePos="0" relativeHeight="251673600" behindDoc="0" locked="0" layoutInCell="1" allowOverlap="1" wp14:anchorId="7A607FBB" wp14:editId="3E45408B">
+            <wp:simplePos x="0" y="0"/>
+            <wp:positionH relativeFrom="margin">
+              <wp:posOffset>-213360</wp:posOffset>
+            </wp:positionH>
+            <wp:positionV relativeFrom="paragraph">
+              <wp:posOffset>300990</wp:posOffset>
+            </wp:positionV>
+            <wp:extent cx="6530340" cy="3108960"/>
+            <wp:effectExtent l="0" t="0" r="3810" b="0"/>
+            <wp:wrapNone/>
+            <wp:docPr id="1984287836" name="Picture 1"/>
+            <wp:cNvGraphicFramePr>
+              <a:graphicFrameLocks xmlns:a="http://schemas.openxmlformats.org/drawingml/2006/main" noChangeAspect="1"/>
+            </wp:cNvGraphicFramePr>
+            <a:graphic xmlns:a="http://schemas.openxmlformats.org/drawingml/2006/main">
+              <a:graphicData uri="http://schemas.openxmlformats.org/drawingml/2006/picture">
+                <pic:pic xmlns:pic="http://schemas.openxmlformats.org/drawingml/2006/picture">
+                  <pic:nvPicPr>
+                    <pic:cNvPr id="1984287836" name=""/>
+                    <pic:cNvPicPr/>
+                  </pic:nvPicPr>
+                  <pic:blipFill>
+                    <a:blip r:embed="rId22">
+                      <a:extLst>
+                        <a:ext uri="{28A0092B-C50C-407E-A947-70E740481C1C}">
+                          <a14:useLocalDpi xmlns:a14="http://schemas.microsoft.com/office/drawing/2010/main" val="0"/>
+                        </a:ext>
+                      </a:extLst>
+                    </a:blip>
+                    <a:stretch>
+                      <a:fillRect/>
+                    </a:stretch>
+                  </pic:blipFill>
+                  <pic:spPr>
+                    <a:xfrm>
+                      <a:off x="0" y="0"/>
+                      <a:ext cx="6530340" cy="3108960"/>
+                    </a:xfrm>
+                    <a:prstGeom prst="rect">
+                      <a:avLst/>
+                    </a:prstGeom>
+                  </pic:spPr>
+                </pic:pic>
+              </a:graphicData>
+            </a:graphic>
+            <wp14:sizeRelH relativeFrom="margin">
+              <wp14:pctWidth>0</wp14:pctWidth>
+            </wp14:sizeRelH>
+            <wp14:sizeRelV relativeFrom="margin">
+              <wp14:pctHeight>0</wp14:pctHeight>
+            </wp14:sizeRelV>
+          </wp:anchor>
+        </w:drawing>
+      </w:r>
+    </w:p>
+    <w:p>
+      <w:pPr>
+        <w:rPr>
+          <w:sz w:val="32"/>
+          <w:szCs w:val="32"/>
+        </w:rPr>
+      </w:pPr>
+    </w:p>
+    <w:p>
+      <w:pPr>
+        <w:rPr>
+          <w:sz w:val="32"/>
+          <w:szCs w:val="32"/>
+        </w:rPr>
+      </w:pPr>
+    </w:p>
+    <w:p>
+      <w:pPr>
+        <w:rPr>
+          <w:sz w:val="32"/>
+          <w:szCs w:val="32"/>
+        </w:rPr>
+      </w:pPr>
+    </w:p>
+    <w:p>
+      <w:pPr>
+        <w:rPr>
+          <w:sz w:val="32"/>
+          <w:szCs w:val="32"/>
+        </w:rPr>
+      </w:pPr>
+    </w:p>
+    <w:p>
+      <w:pPr>
+        <w:rPr>
+          <w:sz w:val="32"/>
+          <w:szCs w:val="32"/>
+        </w:rPr>
+      </w:pPr>
+    </w:p>
+    <w:p>
+      <w:pPr>
+        <w:rPr>
+          <w:sz w:val="32"/>
+          <w:szCs w:val="32"/>
+        </w:rPr>
+      </w:pPr>
+    </w:p>
+    <w:p>
+      <w:pPr>
+        <w:rPr>
+          <w:sz w:val="32"/>
+          <w:szCs w:val="32"/>
+        </w:rPr>
+      </w:pPr>
+    </w:p>
+    <w:p>
+      <w:pPr>
+        <w:rPr>
+          <w:sz w:val="32"/>
+          <w:szCs w:val="32"/>
+        </w:rPr>
+      </w:pPr>
+    </w:p>
+    <w:p>
+      <w:pPr>
+        <w:rPr>
+          <w:sz w:val="32"/>
+          <w:szCs w:val="32"/>
+        </w:rPr>
+      </w:pPr>
+    </w:p>
+    <w:p>
+      <w:pPr>
+        <w:rPr>
+          <w:sz w:val="32"/>
+          <w:szCs w:val="32"/>
+        </w:rPr>
+      </w:pPr>
+    </w:p>
+    <w:p>
+      <w:pPr>
+        <w:rPr>
+          <w:sz w:val="32"/>
+          <w:szCs w:val="32"/>
+        </w:rPr>
+      </w:pPr>
+    </w:p>
+    <w:p>
+      <w:pPr>
+        <w:rPr>
+          <w:sz w:val="32"/>
+          <w:szCs w:val="32"/>
+        </w:rPr>
+      </w:pPr>
+    </w:p>
+    <w:p>
+      <w:pPr>
+        <w:rPr>
+          <w:sz w:val="32"/>
+          <w:szCs w:val="32"/>
+        </w:rPr>
+      </w:pPr>
+    </w:p>
+    <w:p>
+      <w:pPr>
+        <w:rPr>
+          <w:sz w:val="32"/>
+          <w:szCs w:val="32"/>
+        </w:rPr>
+      </w:pPr>
+    </w:p>
+    <w:p>
+      <w:pPr>
+        <w:rPr>
+          <w:sz w:val="32"/>
+          <w:szCs w:val="32"/>
+        </w:rPr>
+      </w:pPr>
+    </w:p>
+    <w:p>
+      <w:pPr>
+        <w:rPr>
+          <w:sz w:val="32"/>
+          <w:szCs w:val="32"/>
+        </w:rPr>
+      </w:pPr>
+    </w:p>
+    <w:p>
+      <w:pPr>
+        <w:rPr>
+          <w:sz w:val="32"/>
+          <w:szCs w:val="32"/>
+        </w:rPr>
+      </w:pPr>
+    </w:p>
+    <w:p>
+      <w:pPr>
+        <w:rPr>
+          <w:sz w:val="32"/>
+          <w:szCs w:val="32"/>
+        </w:rPr>
+      </w:pPr>
+    </w:p>
+    <w:p>
+      <w:pPr>
+        <w:rPr>
+          <w:sz w:val="32"/>
+          <w:szCs w:val="32"/>
+        </w:rPr>
+      </w:pPr>
+      <w:r>
+        <w:rPr>
+          <w:noProof/>
           <w:sz w:val="32"/>
           <w:szCs w:val="32"/>
         </w:rPr>
@@ -4271,6 +4296,7 @@
       </w:pPr>
       <w:r>
         <w:rPr>
+          <w:noProof/>
           <w:sz w:val="32"/>
           <w:szCs w:val="32"/>
         </w:rPr>
@@ -5519,15 +5545,6 @@
   </w:num>
   <w:num w:numId="9" w16cid:durableId="1611820400">
     <w:abstractNumId w:val="7"/>
-    <w:lvlOverride w:ilvl="0"/>
-    <w:lvlOverride w:ilvl="1"/>
-    <w:lvlOverride w:ilvl="2"/>
-    <w:lvlOverride w:ilvl="3"/>
-    <w:lvlOverride w:ilvl="4"/>
-    <w:lvlOverride w:ilvl="5"/>
-    <w:lvlOverride w:ilvl="6"/>
-    <w:lvlOverride w:ilvl="7"/>
-    <w:lvlOverride w:ilvl="8"/>
   </w:num>
   <w:num w:numId="10" w16cid:durableId="1409842495">
     <w:abstractNumId w:val="2"/>
@@ -6142,6 +6159,7 @@
   <w:style w:type="character" w:default="1" w:styleId="DefaultParagraphFont">
     <w:name w:val="Default Paragraph Font"/>
     <w:uiPriority w:val="1"/>
+    <w:semiHidden/>
     <w:unhideWhenUsed/>
   </w:style>
   <w:style w:type="table" w:default="1" w:styleId="TableNormal">
